--- a/lab4/ЛР4_Кравченко_ІР-31.docx
+++ b/lab4/ЛР4_Кравченко_ІР-31.docx
@@ -14389,7 +14389,7 @@
                 <w:color w:val="000000"/>
                 <w:sz w:val="22"/>
               </w:rPr>
-              <w:t>D3 — «Стан техніки»</w:t>
+              <w:t>A51 — «Стан техніки»</w:t>
             </w:r>
           </w:p>
         </w:tc>
@@ -14469,7 +14469,7 @@
                 <w:color w:val="000000"/>
                 <w:sz w:val="22"/>
               </w:rPr>
-              <w:t>D4 — «Залишки запасів»</w:t>
+              <w:t>A52 — «Залишки запасів»</w:t>
             </w:r>
           </w:p>
           <w:p>
